--- a/src/lib/templates/ficha-epi-template.docx
+++ b/src/lib/templates/ficha-epi-template.docx
@@ -196,23 +196,23 @@
                 <w:b/>
                 <w:bCs/>
               </w:rPr>
-              <w:t xml:space="preserve">Nome do Colaborador:  {NOME}</w:t>
-            </w:r>
-            <w:r>
-              <w:rPr>
-                <w:rFonts w:ascii="Times New Roman" w:hAnsi="Times New Roman" w:cs="Times New Roman"/>
-                <w:b/>
-                <w:bCs/>
-              </w:rPr>
-              <w:t xml:space="preserve"/>
-            </w:r>
-            <w:r>
-              <w:rPr>
-                <w:rFonts w:ascii="Times New Roman" w:hAnsi="Times New Roman" w:cs="Times New Roman"/>
-                <w:b/>
-                <w:bCs/>
-              </w:rPr>
-              <w:t xml:space="preserve"/>
+              <w:t>Nome do Colaborador:</w:t>
+            </w:r>
+            <w:r>
+              <w:rPr>
+                <w:rFonts w:ascii="Times New Roman" w:hAnsi="Times New Roman" w:cs="Times New Roman"/>
+                <w:b/>
+                <w:bCs/>
+              </w:rPr>
+              <w:t xml:space="preserve"> </w:t>
+            </w:r>
+            <w:r>
+              <w:rPr>
+                <w:rFonts w:ascii="Times New Roman" w:hAnsi="Times New Roman" w:cs="Times New Roman"/>
+                <w:b/>
+                <w:bCs/>
+              </w:rPr>
+              <w:t xml:space="preserve"> </w:t>
             </w:r>
             <w:r>
               <w:rPr>
@@ -222,7 +222,7 @@
                 <w:szCs w:val="24"/>
                 <w:lang w:eastAsia="pt-BR"/>
               </w:rPr>
-              <w:t xml:space="preserve"/>
+              <w:t xml:space="preserve">{NOME} </w:t>
             </w:r>
           </w:p>
         </w:tc>
@@ -245,39 +245,39 @@
                 <w:b/>
                 <w:bCs/>
               </w:rPr>
-              <w:t xml:space="preserve">Reg. - {REG}</w:t>
-            </w:r>
-            <w:r>
-              <w:rPr>
-                <w:rFonts w:ascii="Times New Roman" w:hAnsi="Times New Roman" w:cs="Times New Roman"/>
-                <w:b/>
-                <w:bCs/>
-              </w:rPr>
-              <w:t/>
-            </w:r>
-            <w:r>
-              <w:rPr>
-                <w:rFonts w:ascii="Times New Roman" w:hAnsi="Times New Roman" w:cs="Times New Roman"/>
-                <w:b/>
-                <w:bCs/>
-              </w:rPr>
-              <w:t xml:space="preserve"/>
-            </w:r>
-            <w:r>
-              <w:rPr>
-                <w:rFonts w:ascii="Times New Roman" w:hAnsi="Times New Roman" w:cs="Times New Roman"/>
-                <w:b/>
-                <w:bCs/>
-              </w:rPr>
-              <w:t/>
-            </w:r>
-            <w:r>
-              <w:rPr>
-                <w:rFonts w:ascii="Times New Roman" w:hAnsi="Times New Roman" w:cs="Times New Roman"/>
-                <w:b/>
-                <w:bCs/>
-              </w:rPr>
-              <w:t xml:space="preserve"/>
+              <w:t>Reg</w:t>
+            </w:r>
+            <w:r>
+              <w:rPr>
+                <w:rFonts w:ascii="Times New Roman" w:hAnsi="Times New Roman" w:cs="Times New Roman"/>
+                <w:b/>
+                <w:bCs/>
+              </w:rPr>
+              <w:t>.</w:t>
+            </w:r>
+            <w:r>
+              <w:rPr>
+                <w:rFonts w:ascii="Times New Roman" w:hAnsi="Times New Roman" w:cs="Times New Roman"/>
+                <w:b/>
+                <w:bCs/>
+              </w:rPr>
+              <w:t xml:space="preserve"> </w:t>
+            </w:r>
+            <w:r>
+              <w:rPr>
+                <w:rFonts w:ascii="Times New Roman" w:hAnsi="Times New Roman" w:cs="Times New Roman"/>
+                <w:b/>
+                <w:bCs/>
+              </w:rPr>
+              <w:t>-</w:t>
+            </w:r>
+            <w:r>
+              <w:rPr>
+                <w:rFonts w:ascii="Times New Roman" w:hAnsi="Times New Roman" w:cs="Times New Roman"/>
+                <w:b/>
+                <w:bCs/>
+              </w:rPr>
+              <w:t xml:space="preserve"> {REG}</w:t>
             </w:r>
           </w:p>
         </w:tc>
@@ -304,21 +304,21 @@
                 <w:b/>
                 <w:bCs/>
               </w:rPr>
-              <w:t xml:space="preserve">Função: {FUNCAO}</w:t>
-            </w:r>
-            <w:r>
-              <w:rPr>
-                <w:rFonts w:ascii="Times New Roman" w:hAnsi="Times New Roman" w:cs="Times New Roman"/>
-                <w:bCs/>
-              </w:rPr>
-              <w:t xml:space="preserve"/>
-            </w:r>
-            <w:r>
-              <w:rPr>
-                <w:rFonts w:ascii="Times New Roman" w:hAnsi="Times New Roman" w:cs="Times New Roman"/>
-                <w:bCs/>
-              </w:rPr>
-              <w:t xml:space="preserve"/>
+              <w:t>Função:</w:t>
+            </w:r>
+            <w:r>
+              <w:rPr>
+                <w:rFonts w:ascii="Times New Roman" w:hAnsi="Times New Roman" w:cs="Times New Roman"/>
+                <w:bCs/>
+              </w:rPr>
+              <w:t xml:space="preserve"> </w:t>
+            </w:r>
+            <w:r>
+              <w:rPr>
+                <w:rFonts w:ascii="Times New Roman" w:hAnsi="Times New Roman" w:cs="Times New Roman"/>
+                <w:bCs/>
+              </w:rPr>
+              <w:t xml:space="preserve">{FUNCAO} </w:t>
             </w:r>
           </w:p>
         </w:tc>
@@ -341,23 +341,23 @@
                 <w:b/>
                 <w:bCs/>
               </w:rPr>
-              <w:t xml:space="preserve">Setor: {SETOR}</w:t>
-            </w:r>
-            <w:r>
-              <w:rPr>
-                <w:rFonts w:ascii="Times New Roman" w:hAnsi="Times New Roman" w:cs="Times New Roman"/>
-                <w:b/>
-                <w:bCs/>
-              </w:rPr>
-              <w:t xml:space="preserve"/>
-            </w:r>
-            <w:r>
-              <w:rPr>
-                <w:rFonts w:ascii="Times New Roman" w:hAnsi="Times New Roman" w:cs="Times New Roman"/>
-                <w:b/>
-                <w:bCs/>
-              </w:rPr>
-              <w:t/>
+              <w:t>Setor:</w:t>
+            </w:r>
+            <w:r>
+              <w:rPr>
+                <w:rFonts w:ascii="Times New Roman" w:hAnsi="Times New Roman" w:cs="Times New Roman"/>
+                <w:b/>
+                <w:bCs/>
+              </w:rPr>
+              <w:t xml:space="preserve"> </w:t>
+            </w:r>
+            <w:r>
+              <w:rPr>
+                <w:rFonts w:ascii="Times New Roman" w:hAnsi="Times New Roman" w:cs="Times New Roman"/>
+                <w:b/>
+                <w:bCs/>
+              </w:rPr>
+              <w:t xml:space="preserve">{SETOR}</w:t>
             </w:r>
           </w:p>
         </w:tc>
@@ -537,7 +537,7 @@
                 <w:sz w:val="24"/>
                 <w:szCs w:val="24"/>
               </w:rPr>
-              <w:t xml:space="preserve">                       {DATA}</w:t>
+              <w:t xml:space="preserve">                       </w:t>
             </w:r>
             <w:r>
               <w:rPr>
@@ -545,7 +545,7 @@
                 <w:sz w:val="24"/>
                 <w:szCs w:val="24"/>
               </w:rPr>
-              <w:t/>
+              <w:t xml:space="preserve">{DATA}</w:t>
             </w:r>
             <w:r>
               <w:rPr>
@@ -553,7 +553,7 @@
                 <w:sz w:val="24"/>
                 <w:szCs w:val="24"/>
               </w:rPr>
-              <w:t/>
+              <w:t xml:space="preserve"/>
             </w:r>
             <w:r>
               <w:rPr>
@@ -561,7 +561,7 @@
                 <w:sz w:val="24"/>
                 <w:szCs w:val="24"/>
               </w:rPr>
-              <w:t/>
+              <w:t xml:space="preserve"/>
             </w:r>
             <w:r>
               <w:rPr>
@@ -569,7 +569,7 @@
                 <w:sz w:val="24"/>
                 <w:szCs w:val="24"/>
               </w:rPr>
-              <w:t/>
+              <w:t xml:space="preserve"/>
             </w:r>
             <w:r>
               <w:rPr>
@@ -577,7 +577,7 @@
                 <w:sz w:val="24"/>
                 <w:szCs w:val="24"/>
               </w:rPr>
-              <w:t/>
+              <w:t xml:space="preserve"/>
             </w:r>
             <w:r>
               <w:rPr>
@@ -585,7 +585,7 @@
                 <w:sz w:val="24"/>
                 <w:szCs w:val="24"/>
               </w:rPr>
-              <w:t/>
+              <w:t xml:space="preserve"/>
             </w:r>
             <w:r>
               <w:rPr>
@@ -593,7 +593,7 @@
                 <w:sz w:val="24"/>
                 <w:szCs w:val="24"/>
               </w:rPr>
-              <w:t/>
+              <w:t xml:space="preserve"/>
             </w:r>
             <w:r>
               <w:rPr>
@@ -601,7 +601,7 @@
                 <w:sz w:val="24"/>
                 <w:szCs w:val="24"/>
               </w:rPr>
-              <w:t/>
+              <w:t xml:space="preserve"/>
             </w:r>
           </w:p>
         </w:tc>
@@ -1406,31 +1406,31 @@
                 <w:sz w:val="20"/>
                 <w:szCs w:val="20"/>
               </w:rPr>
-              <w:t/>
-            </w:r>
-            <w:r>
-              <w:rPr>
-                <w:rFonts w:ascii="Times New Roman" w:hAnsi="Times New Roman" w:cs="Times New Roman"/>
-                <w:sz w:val="20"/>
-                <w:szCs w:val="20"/>
-              </w:rPr>
-              <w:t/>
-            </w:r>
-            <w:r>
-              <w:rPr>
-                <w:rFonts w:ascii="Times New Roman" w:hAnsi="Times New Roman" w:cs="Times New Roman"/>
-                <w:sz w:val="20"/>
-                <w:szCs w:val="20"/>
-              </w:rPr>
-              <w:t/>
-            </w:r>
-            <w:r>
-              <w:rPr>
-                <w:rFonts w:ascii="Times New Roman" w:hAnsi="Times New Roman" w:cs="Times New Roman"/>
-                <w:sz w:val="20"/>
-                <w:szCs w:val="20"/>
-              </w:rPr>
-              <w:t/>
+              <w:t xml:space="preserve"/>
+            </w:r>
+            <w:r>
+              <w:rPr>
+                <w:rFonts w:ascii="Times New Roman" w:hAnsi="Times New Roman" w:cs="Times New Roman"/>
+                <w:sz w:val="20"/>
+                <w:szCs w:val="20"/>
+              </w:rPr>
+              <w:t xml:space="preserve"/>
+            </w:r>
+            <w:r>
+              <w:rPr>
+                <w:rFonts w:ascii="Times New Roman" w:hAnsi="Times New Roman" w:cs="Times New Roman"/>
+                <w:sz w:val="20"/>
+                <w:szCs w:val="20"/>
+              </w:rPr>
+              <w:t xml:space="preserve"/>
+            </w:r>
+            <w:r>
+              <w:rPr>
+                <w:rFonts w:ascii="Times New Roman" w:hAnsi="Times New Roman" w:cs="Times New Roman"/>
+                <w:sz w:val="20"/>
+                <w:szCs w:val="20"/>
+              </w:rPr>
+              <w:t xml:space="preserve"/>
             </w:r>
           </w:p>
         </w:tc>
